--- a/data/human_paras/human_para_56.docx
+++ b/data/human_paras/human_para_56.docx
@@ -4,7 +4,7 @@
   <w:body>
     <w:p>
       <w:r>
-        <w:t>Data collection by the NTS is usually done in two steps. First step, is the face to face interviews carried out with all members of a household who opted to participate in the survey. This is to obtain information about personal and household characteristics such as occupation, income level and access to vehicles (Ref-s532144).</w:t>
+        <w:t>Data collection by the NTS is usually done in two steps. First step, is the face to face interviews carried out with all members of a household who opted to participate in the survey. This is to obtain information about personal and household characteristics such as occupation, income level and access to vehicles (Ref-s712331).</w:t>
       </w:r>
     </w:p>
     <w:sectPr>
